--- a/recruitai/scripts/scoring-fixtures/cvs/omar-farouk.docx
+++ b/recruitai/scripts/scoring-fixtures/cvs/omar-farouk.docx
@@ -4,122 +4,77 @@
   <w:body>
     <w:p>
       <w:r>
-        <w:t xml:space="preserve">OMAR FAROUK</w:t>
+        <w:t xml:space="preserve">Omar Farouk</w:t>
       </w:r>
     </w:p>
     <w:p>
       <w:r>
-        <w:t xml:space="preserve">Cairo, Egypt · omar.farouk.chef@example.com · +20 100 000 0000</w:t>
+        <w:t xml:space="preserve">Head Chef · Dubai, UAE · omar.chef@example.com</w:t>
       </w:r>
     </w:p>
     <w:p>
       <w:r>
-        <w:t xml:space="preserve"/>
+        <w:t xml:space="preserve">Summary</w:t>
       </w:r>
     </w:p>
     <w:p>
       <w:r>
-        <w:t xml:space="preserve">Head Chef — 10 years in professional kitchens</w:t>
+        <w:t xml:space="preserve">Head chef with 12 years in luxury hotel kitchens across the GCC. Experienced in menu design, food cost</w:t>
       </w:r>
     </w:p>
     <w:p>
       <w:r>
-        <w:t xml:space="preserve"/>
+        <w:t xml:space="preserve">control and leading brigades of 20+.</w:t>
       </w:r>
     </w:p>
     <w:p>
       <w:r>
-        <w:t xml:space="preserve">EXPERIENCE</w:t>
+        <w:t xml:space="preserve">Experience</w:t>
       </w:r>
     </w:p>
     <w:p>
       <w:r>
-        <w:t xml:space="preserve"/>
+        <w:t xml:space="preserve">Head Chef, Palm Coast Resort (fictional) — 2019 to present</w:t>
       </w:r>
     </w:p>
     <w:p>
       <w:r>
-        <w:t xml:space="preserve">Head Chef — Nile Terrace Restaurant, Cairo                                  May 2021 – Present</w:t>
+        <w:t xml:space="preserve">• Run a 25-person kitchen; launched three restaurant concepts</w:t>
       </w:r>
     </w:p>
     <w:p>
       <w:r>
-        <w:t xml:space="preserve">- Run a kitchen brigade of 14; designed a seasonal menu that grew covers by 25%.</w:t>
+        <w:t xml:space="preserve">Sous Chef, Marina Grand Hotel (fictional) — 2014 to 2019</w:t>
       </w:r>
     </w:p>
     <w:p>
       <w:r>
-        <w:t xml:space="preserve">- Cut food waste 30% through stock rotation and prep planning.</w:t>
+        <w:t xml:space="preserve">Skills</w:t>
       </w:r>
     </w:p>
     <w:p>
       <w:r>
-        <w:t xml:space="preserve">- Built the restaurant's online ordering menu in Square and manage the Instagram account.</w:t>
+        <w:t xml:space="preserve">Menu engineering, HACCP, food costing, team leadership, booking-system coordination with front of house</w:t>
       </w:r>
     </w:p>
     <w:p>
       <w:r>
-        <w:t xml:space="preserve"/>
+        <w:t xml:space="preserve">Education</w:t>
       </w:r>
     </w:p>
     <w:p>
       <w:r>
-        <w:t xml:space="preserve">Sous Chef — Four Seasons Hotel, Alexandria                                  Mar 2017 – Apr 2021</w:t>
+        <w:t xml:space="preserve">Diploma in Culinary Arts, 2013</w:t>
       </w:r>
     </w:p>
     <w:p>
       <w:r>
-        <w:t xml:space="preserve">- Supervised banquet service for events of up to 600 guests.</w:t>
+        <w:t xml:space="preserve">Languages</w:t>
       </w:r>
     </w:p>
     <w:p>
       <w:r>
-        <w:t xml:space="preserve">- Trained 20+ commis chefs on food safety and plating standards.</w:t>
-      </w:r>
-    </w:p>
-    <w:p>
-      <w:r>
-        <w:t xml:space="preserve"/>
-      </w:r>
-    </w:p>
-    <w:p>
-      <w:r>
-        <w:t xml:space="preserve">Line Cook — Various restaurants                                              2014 – 2017</w:t>
-      </w:r>
-    </w:p>
-    <w:p>
-      <w:r>
-        <w:t xml:space="preserve"/>
-      </w:r>
-    </w:p>
-    <w:p>
-      <w:r>
-        <w:t xml:space="preserve">EDUCATION</w:t>
-      </w:r>
-    </w:p>
-    <w:p>
-      <w:r>
-        <w:t xml:space="preserve">Diploma in Culinary Arts, Egyptian Hotel &amp; Tourism Institute, 2014</w:t>
-      </w:r>
-    </w:p>
-    <w:p>
-      <w:r>
-        <w:t xml:space="preserve">HACCP Level 3 certification</w:t>
-      </w:r>
-    </w:p>
-    <w:p>
-      <w:r>
-        <w:t xml:space="preserve"/>
-      </w:r>
-    </w:p>
-    <w:p>
-      <w:r>
-        <w:t xml:space="preserve">SKILLS</w:t>
-      </w:r>
-    </w:p>
-    <w:p>
-      <w:r>
-        <w:t xml:space="preserve">Menu design, kitchen management, food safety (HACCP), cost control, team leadership, Microsoft Excel</w:t>
+        <w:t xml:space="preserve">Arabic, English, French</w:t>
       </w:r>
     </w:p>
   </w:body>
